--- a/pr-preview/pr-115/estimation-handout-tracked-changes.docx
+++ b/pr-preview/pr-115/estimation-handout-tracked-changes.docx
@@ -26,7 +26,7 @@
       </w:pPr>
       <w:ins w:id="2" w:author="PR Preview" w:date="2026-01-01T00:00:00Z">
         <w:r>
-          <w:t xml:space="preserve">Last modified: 2026-10-12 17:31:50 (PDT)</w:t>
+          <w:t xml:space="preserve">Last modified: 2026-10-12 19:27:54 (PDT)</w:t>
         </w:r>
       </w:ins>
     </w:p>
@@ -3031,7 +3031,7 @@
     </w:p>
     <w:bookmarkEnd w:id="33"/>
     <w:bookmarkEnd w:id="34"/>
-    <w:bookmarkStart w:id="119" w:name="sec-est-accuracy"/>
+    <w:bookmarkStart w:id="116" w:name="sec-est-accuracy"/>
     <w:p>
       <w:pPr>
         <w:pStyle w:val="Heading2"/>
@@ -18332,7 +18332,7 @@
     </w:p>
     <w:bookmarkEnd w:id="84"/>
     <w:bookmarkEnd w:id="85"/>
-    <w:bookmarkStart w:id="101" w:name="sec-unbiased-estimators"/>
+    <w:bookmarkStart w:id="98" w:name="sec-unbiased-estimators"/>
     <w:p>
       <w:pPr>
         <w:pStyle w:val="Heading3"/>
@@ -25172,153 +25172,63 @@
         <w:t xml:space="preserve">.</w:t>
       </w:r>
     </w:p>
-    <w:tbl>
-      <w:tblPr>
-        <w:tblStyle w:val="Table"/>
-        <w:tblLook w:firstRow="0" w:lastRow="0" w:firstColumn="0" w:lastColumn="0" w:noHBand="0" w:noVBand="0" w:val="0000"/>
-        <w:tblBorders>
-          <w:top w:val="single" w:sz="4" w:space="0" w:color="00A047"/>
-          <w:left w:val="single" w:sz="24" w:space="0" w:color="00A047"/>
-          <w:bottom w:val="single" w:sz="4" w:space="0" w:color="00A047"/>
-          <w:right w:val="single" w:sz="4" w:space="0" w:color="00A047"/>
-        </w:tblBorders>
-        <w:tblCellMar>
-          <w:left w:w="144" w:type="dxa"/>
-          <w:right w:w="144" w:type="dxa"/>
-        </w:tblCellMar>
-        <w:tblLook w:firstRow="0" w:lastRow="0" w:firstColumn="0" w:lastColumn="0" w:noHBand="0" w:noVBand="0" w:val="0000"/>
-      </w:tblPr>
-      <w:tr>
-        <w:trPr>
-          <w:cantSplit/>
-        </w:trPr>
-        <w:tc>
-          <w:tcPr>
-            <w:shd w:color="auto" w:fill="ccf1e3" w:val="clear"/>
-            <w:tcMar>
-              <w:top w:w="92" w:type="dxa"/>
-              <w:bottom w:w="92" w:type="dxa"/>
-            </w:tcMar>
-          </w:tcPr>
-          <w:p>
-            <w:pPr>
-              <w:pStyle w:val="BodyText"/>
-            </w:pPr>
-            <w:pPr>
-              <w:spacing w:before="0" w:after="0"/>
-              <w:textAlignment w:val="center"/>
-            </w:pPr>
-            <w:r>
-              <w:drawing>
-                <wp:inline>
-                  <wp:extent cx="152400" cy="152400"/>
-                  <wp:effectExtent b="0" l="0" r="0" t="0"/>
-                  <wp:docPr descr="" title="" id="98" name="Picture"/>
-                  <a:graphic>
-                    <a:graphicData uri="http://schemas.openxmlformats.org/drawingml/2006/picture">
-                      <pic:pic>
-                        <pic:nvPicPr>
-                          <pic:cNvPr descr="/opt/quarto/share/formats/docx/tip.png" id="99" name="Picture"/>
-                          <pic:cNvPicPr>
-                            <a:picLocks noChangeArrowheads="1" noChangeAspect="1"/>
-                          </pic:cNvPicPr>
-                        </pic:nvPicPr>
-                        <pic:blipFill>
-                          <a:blip r:embed="rId97"/>
-                          <a:stretch>
-                            <a:fillRect/>
-                          </a:stretch>
-                        </pic:blipFill>
-                        <pic:spPr bwMode="auto">
-                          <a:xfrm>
-                            <a:off x="0" y="0"/>
-                            <a:ext cx="152400" cy="152400"/>
-                          </a:xfrm>
-                          <a:prstGeom prst="rect">
-                            <a:avLst/>
-                          </a:prstGeom>
-                          <a:noFill/>
-                          <a:ln w="9525">
-                            <a:noFill/>
-                            <a:headEnd/>
-                            <a:tailEnd/>
-                          </a:ln>
-                        </pic:spPr>
-                      </pic:pic>
-                    </a:graphicData>
-                  </a:graphic>
-                </wp:inline>
-              </w:drawing>
-            </w:r>
-            <w:r>
-              <w:t xml:space="preserve"> </w:t>
-            </w:r>
-            <w:r>
-              <w:t xml:space="preserve"> </w:t>
-            </w:r>
-            <w:r>
-              <w:t xml:space="preserve">Another explanation</w:t>
-            </w:r>
-          </w:p>
-        </w:tc>
-      </w:tr>
-      <w:tr>
-        <w:trPr>
-          <w:cantSplit/>
-        </w:trPr>
-        <w:tc>
-          <w:tcPr>
-            <w:tcMar>
-              <w:top w:w="108" w:type="dxa"/>
-              <w:bottom w:w="108" w:type="dxa"/>
-            </w:tcMar>
-          </w:tcPr>
-          <w:p>
-            <w:pPr>
-              <w:pStyle w:val="BodyText"/>
-            </w:pPr>
-            <w:pPr>
-              <w:spacing w:before="16" w:after="16"/>
-            </w:pPr>
-            <w:r>
-              <w:t xml:space="preserve">5MinuteAI covers the</w:t>
-            </w:r>
-            <w:r>
-              <w:t xml:space="preserve"> </w:t>
-            </w:r>
-            <w:hyperlink r:id="rId100">
-              <w:r>
-                <w:rPr>
-                  <w:rStyle w:val="Hyperlink"/>
-                </w:rPr>
-                <w:t xml:space="preserve">properties of estimators</w:t>
-              </w:r>
-            </w:hyperlink>
-            <w:r>
-              <w:t xml:space="preserve">, including bias,</w:t>
-            </w:r>
-            <w:r>
-              <w:t xml:space="preserve"> </w:t>
-            </w:r>
-            <w:r>
-              <w:t xml:space="preserve">following the University of Washington’s CSE 312</w:t>
-            </w:r>
-            <w:r>
-              <w:t xml:space="preserve"> </w:t>
-            </w:r>
-            <w:r>
-              <w:t xml:space="preserve">(5MinuteAI, n.d.)</w:t>
-            </w:r>
-            <w:r>
-              <w:t xml:space="preserve">.</w:t>
-            </w:r>
-          </w:p>
-          <w:p/>
-        </w:tc>
-      </w:tr>
-    </w:tbl>
-    <w:bookmarkEnd w:id="101"/>
-    <w:bookmarkStart w:id="104" w:name="mean-absolute-error"/>
+    <w:p>
+      <w:pPr>
+        <w:pStyle w:val="BodyText"/>
+      </w:pPr>
+      <w:ins w:id="3" w:author="PR Preview" w:date="2026-01-01T00:00:00Z">
+        <w:r>
+          <w:t xml:space="preserve">5MinuteAI covers the</w:t>
+        </w:r>
+      </w:ins>
+      <w:ins w:id="4" w:author="PR Preview" w:date="2026-01-01T00:00:00Z">
+        <w:r>
+          <w:t xml:space="preserve"> </w:t>
+        </w:r>
+      </w:ins>
+      <w:hyperlink r:id="rId97">
+        <w:ins w:id="5" w:author="PR Preview" w:date="2026-01-01T00:00:00Z">
+          <w:r>
+            <w:rPr>
+              <w:rStyle w:val="Hyperlink"/>
+            </w:rPr>
+            <w:t xml:space="preserve">properties of estimators</w:t>
+          </w:r>
+        </w:ins>
+      </w:hyperlink>
+      <w:ins w:id="6" w:author="PR Preview" w:date="2026-01-01T00:00:00Z">
+        <w:r>
+          <w:t xml:space="preserve">, including bias,</w:t>
+        </w:r>
+      </w:ins>
+      <w:ins w:id="7" w:author="PR Preview" w:date="2026-01-01T00:00:00Z">
+        <w:r>
+          <w:t xml:space="preserve"> </w:t>
+        </w:r>
+      </w:ins>
+      <w:ins w:id="8" w:author="PR Preview" w:date="2026-01-01T00:00:00Z">
+        <w:r>
+          <w:t xml:space="preserve">following the University of Washington’s CSE 312</w:t>
+        </w:r>
+      </w:ins>
+      <w:ins w:id="9" w:author="PR Preview" w:date="2026-01-01T00:00:00Z">
+        <w:r>
+          <w:t xml:space="preserve"> </w:t>
+        </w:r>
+      </w:ins>
+      <w:ins w:id="10" w:author="PR Preview" w:date="2026-01-01T00:00:00Z">
+        <w:r>
+          <w:t xml:space="preserve">(5MinuteAI, n.d.)</w:t>
+        </w:r>
+      </w:ins>
+      <w:ins w:id="11" w:author="PR Preview" w:date="2026-01-01T00:00:00Z">
+        <w:r>
+          <w:t xml:space="preserve">.</w:t>
+        </w:r>
+      </w:ins>
+    </w:p>
+    <w:bookmarkEnd w:id="98"/>
+    <w:bookmarkStart w:id="101" w:name="mean-absolute-error"/>
     <w:p>
       <w:pPr>
         <w:pStyle w:val="Heading3"/>
@@ -25327,7 +25237,7 @@
         <w:t xml:space="preserve">3.7 Mean absolute error</w:t>
       </w:r>
     </w:p>
-    <w:bookmarkStart w:id="102" w:name="def-mae"/>
+    <w:bookmarkStart w:id="99" w:name="def-mae"/>
     <w:p>
       <w:pPr>
         <w:pStyle w:val="FirstParagraph"/>
@@ -25512,8 +25422,8 @@
         </m:oMath>
       </m:oMathPara>
     </w:p>
-    <w:bookmarkEnd w:id="102"/>
-    <w:bookmarkStart w:id="103" w:name="exm-mae-gaussian"/>
+    <w:bookmarkEnd w:id="99"/>
+    <w:bookmarkStart w:id="100" w:name="exm-mae-gaussian"/>
     <w:p>
       <w:pPr>
         <w:pStyle w:val="FirstParagraph"/>
@@ -27919,9 +27829,9 @@
         <w:t xml:space="preserve">).</w:t>
       </w:r>
     </w:p>
-    <w:bookmarkEnd w:id="103"/>
-    <w:bookmarkEnd w:id="104"/>
-    <w:bookmarkStart w:id="118" w:name="standard-error"/>
+    <w:bookmarkEnd w:id="100"/>
+    <w:bookmarkEnd w:id="101"/>
+    <w:bookmarkStart w:id="115" w:name="standard-error"/>
     <w:p>
       <w:pPr>
         <w:pStyle w:val="Heading3"/>
@@ -27930,7 +27840,7 @@
         <w:t xml:space="preserve">3.8 Standard error</w:t>
       </w:r>
     </w:p>
-    <w:bookmarkStart w:id="106" w:name="def-SE"/>
+    <w:bookmarkStart w:id="103" w:name="def-SE"/>
     <w:p>
       <w:pPr>
         <w:pStyle w:val="FirstParagraph"/>
@@ -27988,7 +27898,7 @@
       <w:r>
         <w:t xml:space="preserve"> </w:t>
       </w:r>
-      <w:hyperlink r:id="rId105">
+      <w:hyperlink r:id="rId102">
         <w:r>
           <w:rPr>
             <w:rStyle w:val="Hyperlink"/>
@@ -28116,8 +28026,8 @@
         </m:oMath>
       </m:oMathPara>
     </w:p>
-    <w:bookmarkEnd w:id="106"/>
-    <w:bookmarkStart w:id="107" w:name="exm-SE-sample-mean"/>
+    <w:bookmarkEnd w:id="103"/>
+    <w:bookmarkStart w:id="104" w:name="exm-SE-sample-mean"/>
     <w:p>
       <w:pPr>
         <w:pStyle w:val="FirstParagraph"/>
@@ -28429,8 +28339,8 @@
         <w:t xml:space="preserve">.</w:t>
       </w:r>
     </w:p>
-    <w:bookmarkEnd w:id="107"/>
-    <w:bookmarkStart w:id="108" w:name="exr-se-error-sd"/>
+    <w:bookmarkEnd w:id="104"/>
+    <w:bookmarkStart w:id="105" w:name="exr-se-error-sd"/>
     <w:p>
       <w:pPr>
         <w:pStyle w:val="BodyText"/>
@@ -28451,7 +28361,7 @@
       <w:r>
         <w:t xml:space="preserve"> </w:t>
       </w:r>
-      <w:hyperlink r:id="rId105">
+      <w:hyperlink r:id="rId102">
         <w:r>
           <w:rPr>
             <w:rStyle w:val="Hyperlink"/>
@@ -28552,8 +28462,8 @@
         <w:t xml:space="preserve">.</w:t>
       </w:r>
     </w:p>
-    <w:bookmarkEnd w:id="108"/>
-    <w:bookmarkStart w:id="109" w:name="sol-se-error-sd"/>
+    <w:bookmarkEnd w:id="105"/>
+    <w:bookmarkStart w:id="106" w:name="sol-se-error-sd"/>
     <w:p>
       <w:pPr>
         <w:pStyle w:val="BodyText"/>
@@ -28920,8 +28830,8 @@
         </m:oMath>
       </m:oMathPara>
     </w:p>
-    <w:bookmarkEnd w:id="109"/>
-    <w:bookmarkStart w:id="110" w:name="thm-se-error-sd"/>
+    <w:bookmarkEnd w:id="106"/>
+    <w:bookmarkStart w:id="107" w:name="thm-se-error-sd"/>
     <w:p>
       <w:pPr>
         <w:pStyle w:val="FirstParagraph"/>
@@ -29035,7 +28945,7 @@
         </m:oMath>
       </m:oMathPara>
     </w:p>
-    <w:bookmarkEnd w:id="110"/>
+    <w:bookmarkEnd w:id="107"/>
     <w:p>
       <w:pPr>
         <w:pStyle w:val="FirstParagraph"/>
@@ -29068,7 +28978,7 @@
         <w:t xml:space="preserve">.</w:t>
       </w:r>
     </w:p>
-    <w:bookmarkStart w:id="111" w:name="rem-standard-error-name"/>
+    <w:bookmarkStart w:id="108" w:name="rem-standard-error-name"/>
     <w:p>
       <w:pPr>
         <w:pStyle w:val="BodyText"/>
@@ -29178,8 +29088,8 @@
         <w:t xml:space="preserve">so they come up often enough to deserve their own name.</w:t>
       </w:r>
     </w:p>
-    <w:bookmarkEnd w:id="111"/>
-    <w:bookmarkStart w:id="112" w:name="exr-var-mse-bias"/>
+    <w:bookmarkEnd w:id="108"/>
+    <w:bookmarkStart w:id="109" w:name="exr-var-mse-bias"/>
     <w:p>
       <w:pPr>
         <w:pStyle w:val="BodyText"/>
@@ -29349,8 +29259,8 @@
         <w:t xml:space="preserve">.</w:t>
       </w:r>
     </w:p>
-    <w:bookmarkEnd w:id="112"/>
-    <w:bookmarkStart w:id="113" w:name="sol-var-mse-bias"/>
+    <w:bookmarkEnd w:id="109"/>
+    <w:bookmarkStart w:id="110" w:name="sol-var-mse-bias"/>
     <w:p>
       <w:pPr>
         <w:pStyle w:val="BodyText"/>
@@ -30277,8 +30187,8 @@
         </m:oMath>
       </m:oMathPara>
     </w:p>
-    <w:bookmarkEnd w:id="113"/>
-    <w:bookmarkStart w:id="114" w:name="cor-var-mse-bias"/>
+    <w:bookmarkEnd w:id="110"/>
+    <w:bookmarkStart w:id="111" w:name="cor-var-mse-bias"/>
     <w:p>
       <w:pPr>
         <w:pStyle w:val="FirstParagraph"/>
@@ -30473,7 +30383,7 @@
         </m:oMath>
       </m:oMathPara>
     </w:p>
-    <w:bookmarkEnd w:id="114"/>
+    <w:bookmarkEnd w:id="111"/>
     <w:p>
       <w:pPr>
         <w:pStyle w:val="FirstParagraph"/>
@@ -30506,7 +30416,7 @@
         <w:t xml:space="preserve">.</w:t>
       </w:r>
     </w:p>
-    <w:bookmarkStart w:id="115" w:name="exr-se-rmse-unbiased"/>
+    <w:bookmarkStart w:id="112" w:name="exr-se-rmse-unbiased"/>
     <w:p>
       <w:pPr>
         <w:pStyle w:val="BodyText"/>
@@ -30614,8 +30524,8 @@
         <w:t xml:space="preserve">.</w:t>
       </w:r>
     </w:p>
-    <w:bookmarkEnd w:id="115"/>
-    <w:bookmarkStart w:id="116" w:name="sol-se-rmse-unbiased"/>
+    <w:bookmarkEnd w:id="112"/>
+    <w:bookmarkStart w:id="113" w:name="sol-se-rmse-unbiased"/>
     <w:p>
       <w:pPr>
         <w:pStyle w:val="BodyText"/>
@@ -30878,8 +30788,8 @@
         </m:oMath>
       </m:oMathPara>
     </w:p>
-    <w:bookmarkEnd w:id="116"/>
-    <w:bookmarkStart w:id="117" w:name="cor-se-rmse-unbiased"/>
+    <w:bookmarkEnd w:id="113"/>
+    <w:bookmarkStart w:id="114" w:name="cor-se-rmse-unbiased"/>
     <w:p>
       <w:pPr>
         <w:pStyle w:val="FirstParagraph"/>
@@ -31037,7 +30947,7 @@
         </m:oMath>
       </m:oMathPara>
     </w:p>
-    <w:bookmarkEnd w:id="117"/>
+    <w:bookmarkEnd w:id="114"/>
     <w:p>
       <w:pPr>
         <w:pStyle w:val="FirstParagraph"/>
@@ -31070,9 +30980,9 @@
         <w:t xml:space="preserve">.</w:t>
       </w:r>
     </w:p>
-    <w:bookmarkEnd w:id="118"/>
-    <w:bookmarkEnd w:id="119"/>
-    <w:bookmarkStart w:id="133" w:name="references"/>
+    <w:bookmarkEnd w:id="115"/>
+    <w:bookmarkEnd w:id="116"/>
+    <w:bookmarkStart w:id="130" w:name="references"/>
     <w:p>
       <w:pPr>
         <w:pStyle w:val="Heading2"/>
@@ -31081,23 +30991,23 @@
         <w:t xml:space="preserve">References</w:t>
       </w:r>
     </w:p>
-    <w:bookmarkStart w:id="132" w:name="refs"/>
-    <w:bookmarkStart w:id="121" w:name="ref-fiveminuteai_probstat"/>
+    <w:bookmarkStart w:id="129" w:name="refs"/>
+    <w:bookmarkStart w:id="118" w:name="ref-fiveminuteai_probstat"/>
     <w:p>
       <w:pPr>
         <w:pStyle w:val="Bibliography"/>
       </w:pPr>
-      <w:ins w:id="3" w:author="PR Preview" w:date="2026-01-01T00:00:00Z">
+      <w:ins w:id="12" w:author="PR Preview" w:date="2026-01-01T00:00:00Z">
         <w:r>
           <w:t xml:space="preserve">5MinuteAI. n.d.</w:t>
         </w:r>
       </w:ins>
-      <w:ins w:id="4" w:author="PR Preview" w:date="2026-01-01T00:00:00Z">
+      <w:ins w:id="13" w:author="PR Preview" w:date="2026-01-01T00:00:00Z">
         <w:r>
           <w:t xml:space="preserve"> </w:t>
         </w:r>
       </w:ins>
-      <w:ins w:id="5" w:author="PR Preview" w:date="2026-01-01T00:00:00Z">
+      <w:ins w:id="14" w:author="PR Preview" w:date="2026-01-01T00:00:00Z">
         <w:r>
           <w:rPr>
             <w:i/>
@@ -31106,18 +31016,18 @@
           <w:t xml:space="preserve">Probability &amp; Statistics</w:t>
         </w:r>
       </w:ins>
-      <w:ins w:id="6" w:author="PR Preview" w:date="2026-01-01T00:00:00Z">
+      <w:ins w:id="15" w:author="PR Preview" w:date="2026-01-01T00:00:00Z">
         <w:r>
           <w:t xml:space="preserve">. Video playlist on YouTube. Accessed October 12, 2026.</w:t>
         </w:r>
       </w:ins>
-      <w:ins w:id="7" w:author="PR Preview" w:date="2026-01-01T00:00:00Z">
+      <w:ins w:id="16" w:author="PR Preview" w:date="2026-01-01T00:00:00Z">
         <w:r>
           <w:t xml:space="preserve"> </w:t>
         </w:r>
       </w:ins>
-      <w:hyperlink r:id="rId120">
-        <w:ins w:id="8" w:author="PR Preview" w:date="2026-01-01T00:00:00Z">
+      <w:hyperlink r:id="rId117">
+        <w:ins w:id="17" w:author="PR Preview" w:date="2026-01-01T00:00:00Z">
           <w:r>
             <w:rPr>
               <w:rStyle w:val="Hyperlink"/>
@@ -31126,14 +31036,14 @@
           </w:r>
         </w:ins>
       </w:hyperlink>
-      <w:ins w:id="9" w:author="PR Preview" w:date="2026-01-01T00:00:00Z">
+      <w:ins w:id="18" w:author="PR Preview" w:date="2026-01-01T00:00:00Z">
         <w:r>
           <w:t xml:space="preserve">.</w:t>
         </w:r>
       </w:ins>
     </w:p>
-    <w:bookmarkEnd w:id="121"/>
-    <w:bookmarkStart w:id="122" w:name="ref-box_draper_1987"/>
+    <w:bookmarkEnd w:id="118"/>
+    <w:bookmarkStart w:id="119" w:name="ref-box_draper_1987"/>
     <w:p>
       <w:pPr>
         <w:pStyle w:val="Bibliography"/>
@@ -31155,8 +31065,8 @@
         <w:t xml:space="preserve">. Wiley Series in Probability and Mathematical Statistics. Applied Probability and Statistics. Wiley.</w:t>
       </w:r>
     </w:p>
-    <w:bookmarkEnd w:id="122"/>
-    <w:bookmarkStart w:id="124" w:name="ref-dunn2018generalized"/>
+    <w:bookmarkEnd w:id="119"/>
+    <w:bookmarkStart w:id="121" w:name="ref-dunn2018generalized"/>
     <w:p>
       <w:pPr>
         <w:pStyle w:val="Bibliography"/>
@@ -31194,7 +31104,7 @@
       <w:r>
         <w:t xml:space="preserve"> </w:t>
       </w:r>
-      <w:hyperlink r:id="rId123">
+      <w:hyperlink r:id="rId120">
         <w:r>
           <w:rPr>
             <w:rStyle w:val="Hyperlink"/>
@@ -31206,8 +31116,8 @@
         <w:t xml:space="preserve">.</w:t>
       </w:r>
     </w:p>
-    <w:bookmarkEnd w:id="124"/>
-    <w:bookmarkStart w:id="125" w:name="ref-hosmer1989applied"/>
+    <w:bookmarkEnd w:id="121"/>
+    <w:bookmarkStart w:id="122" w:name="ref-hosmer1989applied"/>
     <w:p>
       <w:pPr>
         <w:pStyle w:val="Bibliography"/>
@@ -31229,8 +31139,8 @@
         <w:t xml:space="preserve">. Wiley.</w:t>
       </w:r>
     </w:p>
-    <w:bookmarkEnd w:id="125"/>
-    <w:bookmarkStart w:id="127" w:name="ref-lawrance2020estimand"/>
+    <w:bookmarkEnd w:id="122"/>
+    <w:bookmarkStart w:id="124" w:name="ref-lawrance2020estimand"/>
     <w:p>
       <w:pPr>
         <w:pStyle w:val="Bibliography"/>
@@ -31263,7 +31173,7 @@
       <w:r>
         <w:t xml:space="preserve"> </w:t>
       </w:r>
-      <w:hyperlink r:id="rId126">
+      <w:hyperlink r:id="rId123">
         <w:r>
           <w:rPr>
             <w:rStyle w:val="Hyperlink"/>
@@ -31275,8 +31185,8 @@
         <w:t xml:space="preserve">.</w:t>
       </w:r>
     </w:p>
-    <w:bookmarkEnd w:id="127"/>
-    <w:bookmarkStart w:id="129" w:name="ref-pohl2021estimands"/>
+    <w:bookmarkEnd w:id="124"/>
+    <w:bookmarkStart w:id="126" w:name="ref-pohl2021estimands"/>
     <w:p>
       <w:pPr>
         <w:pStyle w:val="Bibliography"/>
@@ -31336,7 +31246,7 @@
       <w:r>
         <w:t xml:space="preserve"> </w:t>
       </w:r>
-      <w:hyperlink r:id="rId128">
+      <w:hyperlink r:id="rId125">
         <w:r>
           <w:rPr>
             <w:rStyle w:val="Hyperlink"/>
@@ -31348,8 +31258,8 @@
         <w:t xml:space="preserve">.</w:t>
       </w:r>
     </w:p>
-    <w:bookmarkEnd w:id="129"/>
-    <w:bookmarkStart w:id="131" w:name="ref-van2018flexible"/>
+    <w:bookmarkEnd w:id="126"/>
+    <w:bookmarkStart w:id="128" w:name="ref-van2018flexible"/>
     <w:p>
       <w:pPr>
         <w:pStyle w:val="Bibliography"/>
@@ -31373,7 +31283,7 @@
       <w:r>
         <w:t xml:space="preserve"> </w:t>
       </w:r>
-      <w:hyperlink r:id="rId130">
+      <w:hyperlink r:id="rId127">
         <w:r>
           <w:rPr>
             <w:rStyle w:val="Hyperlink"/>
@@ -31385,9 +31295,9 @@
         <w:t xml:space="preserve">.</w:t>
       </w:r>
     </w:p>
-    <w:bookmarkEnd w:id="131"/>
-    <w:bookmarkEnd w:id="132"/>
-    <w:bookmarkEnd w:id="133"/>
+    <w:bookmarkEnd w:id="128"/>
+    <w:bookmarkEnd w:id="129"/>
+    <w:bookmarkEnd w:id="130"/>
     <w:sectPr>
       <w:footnotePr>
         <w:numRestart w:val="eachSect"/>

--- a/pr-preview/pr-115/estimation-handout-tracked-changes.docx
+++ b/pr-preview/pr-115/estimation-handout-tracked-changes.docx
@@ -16,7 +16,7 @@
       </w:pPr>
       <w:del w:id="1" w:author="PR Preview" w:date="2026-01-01T00:00:00Z">
         <w:r>
-          <w:delText xml:space="preserve">Last modified: 2026-10-11 00:38:03 (PDT)</w:delText>
+          <w:delText xml:space="preserve">Last modified: 2026-10-12 20:15:07 (PDT)</w:delText>
         </w:r>
       </w:del>
     </w:p>
@@ -26,7 +26,7 @@
       </w:pPr>
       <w:ins w:id="2" w:author="PR Preview" w:date="2026-01-01T00:00:00Z">
         <w:r>
-          <w:t xml:space="preserve">Last modified: 2026-10-12 19:27:54 (PDT)</w:t>
+          <w:t xml:space="preserve">Last modified: 2026-10-12 20:16:42 (PDT)</w:t>
         </w:r>
       </w:ins>
     </w:p>
